--- a/临时文本集.docx
+++ b/临时文本集.docx
@@ -8,282 +8,49 @@
           <w:rFonts w:hint="eastAsia"/>
         </w:rPr>
       </w:pPr>
-      <w:r>
+    </w:p>
+    <w:p>
+      <w:pPr>
+        <w:ind w:firstLineChars="200" w:firstLine="420"/>
+        <w:rPr>
+          <w:rFonts w:eastAsiaTheme="minorHAnsi" w:hint="eastAsia"/>
+        </w:rPr>
+      </w:pPr>
+      <w:r>
+        <w:rPr>
+          <w:rFonts w:eastAsiaTheme="minorHAnsi" w:hint="eastAsia"/>
+        </w:rPr>
+        <w:t>这一刻，她的躯体，她沾着雨水的脸颊，就是这样呈现在我眼前，接着一齐紧紧接触到我身上。这触感是多么强烈，多么确凿分明啊，我真恨不得这个时候我的感官更敏感一点，让我多感觉幸福一点啊……</w:t>
+      </w:r>
+    </w:p>
+    <w:p>
+      <w:pPr>
+        <w:ind w:firstLineChars="200" w:firstLine="420"/>
+        <w:rPr>
+          <w:rFonts w:eastAsiaTheme="minorHAnsi" w:hint="eastAsia"/>
+        </w:rPr>
+      </w:pPr>
+      <w:r>
+        <w:rPr>
+          <w:rFonts w:eastAsiaTheme="minorHAnsi" w:hint="eastAsia"/>
+        </w:rPr>
+        <w:t>当然，能够生而为人，能够在身上获得这样的感觉，就已经没有什么事情能让我更满足了。这可能就是所谓的“心动”吧。我知道这种感觉会是这样，也知道这种感觉会在这个时候产生，但是那种特殊的心情，那种夹杂着辛酸的欢愉，却是每次都实实在在地触碰着我整个内心世界最脆弱的部分，令我全然无法防备……</w:t>
+      </w:r>
+    </w:p>
+    <w:p>
+      <w:pPr>
         <w:rPr>
           <w:rFonts w:hint="eastAsia"/>
         </w:rPr>
-        <w:t xml:space="preserve">Question: Given </w:t>
-      </w:r>
-      <w:r>
-        <w:rPr>
-          <w:position w:val="-9"/>
-        </w:rPr>
-        <w:object w:dxaOrig="1519" w:dyaOrig="280" w14:anchorId="4FE75545">
-          <v:shapetype id="_x0000_t75" coordsize="21600,21600" o:spt="75" o:preferrelative="t" path="m@4@5l@4@11@9@11@9@5xe" filled="f" stroked="f">
-            <v:stroke joinstyle="miter"/>
-            <v:formulas>
-              <v:f eqn="if lineDrawn pixelLineWidth 0"/>
-              <v:f eqn="sum @0 1 0"/>
-              <v:f eqn="sum 0 0 @1"/>
-              <v:f eqn="prod @2 1 2"/>
-              <v:f eqn="prod @3 21600 pixelWidth"/>
-              <v:f eqn="prod @3 21600 pixelHeight"/>
-              <v:f eqn="sum @0 0 1"/>
-              <v:f eqn="prod @6 1 2"/>
-              <v:f eqn="prod @7 21600 pixelWidth"/>
-              <v:f eqn="sum @8 21600 0"/>
-              <v:f eqn="prod @7 21600 pixelHeight"/>
-              <v:f eqn="sum @10 21600 0"/>
-            </v:formulas>
-            <v:path o:extrusionok="f" gradientshapeok="t" o:connecttype="rect"/>
-            <o:lock v:ext="edit" aspectratio="t"/>
-          </v:shapetype>
-          <v:shape id="_x0000_i1025" type="#_x0000_t75" style="width:75.85pt;height:13.7pt" o:ole="">
-            <v:imagedata r:id="rId6" o:title=""/>
-          </v:shape>
-          <o:OLEObject Type="Embed" ProgID="Equation.AxMath" ShapeID="_x0000_i1025" DrawAspect="Content" ObjectID="_1819820735" r:id="rId7"/>
-        </w:object>
-      </w:r>
-      <w:r>
+      </w:pPr>
+    </w:p>
+    <w:p>
+      <w:pPr>
         <w:rPr>
           <w:rFonts w:hint="eastAsia"/>
         </w:rPr>
-        <w:t xml:space="preserve">, find </w:t>
-      </w:r>
-      <w:r>
-        <w:rPr>
-          <w:position w:val="-25"/>
-        </w:rPr>
-        <w:object w:dxaOrig="1003" w:dyaOrig="617" w14:anchorId="2F77BEF6">
-          <v:shape id="_x0000_i1026" type="#_x0000_t75" style="width:50.15pt;height:30.85pt" o:ole="">
-            <v:imagedata r:id="rId8" o:title=""/>
-          </v:shape>
-          <o:OLEObject Type="Embed" ProgID="Equation.AxMath" ShapeID="_x0000_i1026" DrawAspect="Content" ObjectID="_1819820736" r:id="rId9"/>
-        </w:object>
-      </w:r>
-      <w:r>
-        <w:rPr>
-          <w:rFonts w:hint="eastAsia"/>
-        </w:rPr>
-        <w:t>.</w:t>
-      </w:r>
-    </w:p>
-    <w:p>
-      <w:pPr>
-        <w:rPr>
-          <w:rFonts w:hint="eastAsia"/>
-        </w:rPr>
-      </w:pPr>
-      <w:r>
-        <w:rPr>
-          <w:rFonts w:hint="eastAsia"/>
-        </w:rPr>
-        <w:t>Solution:</w:t>
-      </w:r>
-    </w:p>
-    <w:p>
-      <w:pPr>
-        <w:rPr>
-          <w:rFonts w:hint="eastAsia"/>
-        </w:rPr>
-      </w:pPr>
-      <w:r>
-        <w:rPr>
-          <w:rFonts w:hint="eastAsia"/>
-        </w:rPr>
-        <w:t xml:space="preserve">Suppose </w:t>
-      </w:r>
-      <w:r>
-        <w:rPr>
-          <w:position w:val="-8"/>
-        </w:rPr>
-        <w:object w:dxaOrig="1278" w:dyaOrig="269" w14:anchorId="1D428830">
-          <v:shape id="_x0000_i1027" type="#_x0000_t75" style="width:63.85pt;height:13.7pt" o:ole="">
-            <v:imagedata r:id="rId10" o:title=""/>
-          </v:shape>
-          <o:OLEObject Type="Embed" ProgID="Equation.AxMath" ShapeID="_x0000_i1027" DrawAspect="Content" ObjectID="_1819820737" r:id="rId11"/>
-        </w:object>
-      </w:r>
-      <w:r>
-        <w:rPr>
-          <w:rFonts w:hint="eastAsia"/>
-        </w:rPr>
-        <w:t xml:space="preserve">, and </w:t>
-      </w:r>
-      <w:r>
-        <w:rPr>
-          <w:position w:val="-9"/>
-        </w:rPr>
-        <w:object w:dxaOrig="1538" w:dyaOrig="280" w14:anchorId="1B9E119A">
-          <v:shape id="_x0000_i1028" type="#_x0000_t75" style="width:76.3pt;height:13.7pt" o:ole="">
-            <v:imagedata r:id="rId12" o:title=""/>
-          </v:shape>
-          <o:OLEObject Type="Embed" ProgID="Equation.AxMath" ShapeID="_x0000_i1028" DrawAspect="Content" ObjectID="_1819820738" r:id="rId13"/>
-        </w:object>
-      </w:r>
-      <w:r>
-        <w:rPr>
-          <w:rFonts w:hint="eastAsia"/>
-        </w:rPr>
-        <w:t>.</w:t>
-      </w:r>
-    </w:p>
-    <w:p>
-      <w:pPr>
-        <w:rPr>
-          <w:rFonts w:hint="eastAsia"/>
-        </w:rPr>
-      </w:pPr>
-      <w:r>
-        <w:rPr>
-          <w:rFonts w:hint="eastAsia"/>
-        </w:rPr>
-        <w:t xml:space="preserve">Thus </w:t>
-      </w:r>
-    </w:p>
-    <w:p>
-      <w:pPr>
-        <w:rPr>
-          <w:rFonts w:hint="eastAsia"/>
-        </w:rPr>
-      </w:pPr>
-      <w:r>
-        <w:rPr>
-          <w:position w:val="-47"/>
-        </w:rPr>
-        <w:object w:dxaOrig="4286" w:dyaOrig="1058" w14:anchorId="67DEEAAB">
-          <v:shape id="_x0000_i1029" type="#_x0000_t75" style="width:214.3pt;height:52.7pt" o:ole="">
-            <v:imagedata r:id="rId14" o:title=""/>
-          </v:shape>
-          <o:OLEObject Type="Embed" ProgID="Equation.AxMath" ShapeID="_x0000_i1029" DrawAspect="Content" ObjectID="_1819820739" r:id="rId15"/>
-        </w:object>
-      </w:r>
-    </w:p>
-    <w:p>
-      <w:pPr>
-        <w:rPr>
-          <w:rFonts w:hint="eastAsia"/>
-        </w:rPr>
-      </w:pPr>
-      <w:r>
-        <w:rPr>
-          <w:rFonts w:hint="eastAsia"/>
-        </w:rPr>
-        <w:t xml:space="preserve">Thus we have </w:t>
-      </w:r>
-      <w:r>
-        <w:rPr>
-          <w:position w:val="-32"/>
-        </w:rPr>
-        <w:object w:dxaOrig="1817" w:dyaOrig="761" w14:anchorId="73295678">
-          <v:shape id="_x0000_i1030" type="#_x0000_t75" style="width:90.85pt;height:37.7pt" o:ole="">
-            <v:imagedata r:id="rId16" o:title=""/>
-          </v:shape>
-          <o:OLEObject Type="Embed" ProgID="Equation.AxMath" ShapeID="_x0000_i1030" DrawAspect="Content" ObjectID="_1819820740" r:id="rId17"/>
-        </w:object>
-      </w:r>
-      <w:r>
-        <w:rPr>
-          <w:rFonts w:hint="eastAsia"/>
-        </w:rPr>
-        <w:t xml:space="preserve"> and </w:t>
-      </w:r>
-      <w:r>
-        <w:rPr>
-          <w:position w:val="-57"/>
-        </w:rPr>
-        <w:object w:dxaOrig="1292" w:dyaOrig="1252" w14:anchorId="11504FA8">
-          <v:shape id="_x0000_i1031" type="#_x0000_t75" style="width:64.3pt;height:62.55pt" o:ole="">
-            <v:imagedata r:id="rId18" o:title=""/>
-          </v:shape>
-          <o:OLEObject Type="Embed" ProgID="Equation.AxMath" ShapeID="_x0000_i1031" DrawAspect="Content" ObjectID="_1819820741" r:id="rId19"/>
-        </w:object>
-      </w:r>
-      <w:r>
-        <w:rPr>
-          <w:rFonts w:hint="eastAsia"/>
-        </w:rPr>
-        <w:t>.</w:t>
-      </w:r>
-    </w:p>
-    <w:p>
-      <w:pPr>
-        <w:rPr>
-          <w:rFonts w:hint="eastAsia"/>
-        </w:rPr>
-      </w:pPr>
-      <w:r>
-        <w:rPr>
-          <w:position w:val="-25"/>
-        </w:rPr>
-        <w:object w:dxaOrig="5278" w:dyaOrig="617" w14:anchorId="7E5AA00F">
-          <v:shape id="_x0000_i1032" type="#_x0000_t75" style="width:263.55pt;height:30.85pt" o:ole="">
-            <v:imagedata r:id="rId20" o:title=""/>
-          </v:shape>
-          <o:OLEObject Type="Embed" ProgID="Equation.AxMath" ShapeID="_x0000_i1032" DrawAspect="Content" ObjectID="_1819820742" r:id="rId21"/>
-        </w:object>
-      </w:r>
-      <w:r>
-        <w:rPr>
-          <w:rFonts w:hint="eastAsia"/>
-        </w:rPr>
-        <w:t>.</w:t>
-      </w:r>
-    </w:p>
-    <w:p>
-      <w:pPr>
-        <w:rPr>
-          <w:rFonts w:hint="eastAsia"/>
-        </w:rPr>
-      </w:pPr>
-    </w:p>
-    <w:p>
-      <w:pPr>
-        <w:rPr>
-          <w:rFonts w:hint="eastAsia"/>
-        </w:rPr>
-      </w:pPr>
-    </w:p>
-    <w:p>
-      <w:r>
-        <w:rPr>
-          <w:rFonts w:hint="eastAsia"/>
-        </w:rPr>
-        <w:t>不同的地理环境会培养出不同的人，不同的时代也会培养出不同的人。如果说人和人之间的差别可以比人和猫还大，那不同时代的人和人之间就更是如此。在社会发展变化不太快的古代，这种现象或许还不那么明显，一代人经验的有效期或许还能以“数百年”计；可不幸的是现在是正在经历第四次工业革命的</w:t>
-      </w:r>
-      <w:r>
-        <w:t>21世纪，一个人但凡能够维持着同一套稳固的三观一直正确到老死，都可以算是社会上非常有远见卓识的极少数了。</w:t>
-      </w:r>
-    </w:p>
-    <w:p>
-      <w:pPr>
-        <w:rPr>
-          <w:rFonts w:hint="eastAsia"/>
-        </w:rPr>
-      </w:pPr>
-      <w:r>
-        <w:t>世界上只有一个拉马努金，却有着成千上万个以拉马努金自比的民科。而这些在饭桌上、在知乎上侃侃而谈所谓“社会毒打”的老朋友们，恐怕人人都觉得</w:t>
-      </w:r>
-      <w:r>
-        <w:rPr>
-          <w:rFonts w:hint="eastAsia"/>
-        </w:rPr>
-        <w:t>自己就是那个风采绝伦的拉马努金吧！</w:t>
-      </w:r>
-      <w:r>
-        <w:rPr>
-          <w:rFonts w:hint="eastAsia"/>
-        </w:rPr>
-        <w:t>然而</w:t>
-      </w:r>
-      <w:r>
-        <w:rPr>
-          <w:rFonts w:hint="eastAsia"/>
-        </w:rPr>
-        <w:t>，哪怕就以新中国成立以来的历史来说，能够称得上是比较重大的历史转折点都不下五六个了。从建国初期的三十年，到改革开放后的一二十年，再到我们这代人生长的新世纪，整个中国的社会结构、伦理意识和知识获取的方式都有着翻天覆地的变化。</w:t>
-      </w:r>
-    </w:p>
-    <w:p/>
+      </w:pPr>
+    </w:p>
     <w:p>
       <w:pPr>
         <w:ind w:firstLineChars="200" w:firstLine="420"/>
@@ -295,7 +62,7 @@
         <w:rPr>
           <w:rFonts w:eastAsiaTheme="minorHAnsi" w:hint="eastAsia"/>
         </w:rPr>
-        <w:t>这一刻，她的躯体，她沾着雨水的脸颊，就是这样呈现在我眼前，接着一齐紧紧接触到我身上。这触感是多么强烈，多么确凿分明啊，我真恨不得这个时候我的感官更敏感一点，让我多感觉幸福一点啊……</w:t>
+        <w:t>我陶醉地注视着眼前这个与我手牵着手往前走的女孩子。她时不时转过头来给我的清甜的微笑，让时光不知不觉间开始流转，仿佛又回到了我最初与她相遇的时候。那段时间，也是像现在这样的深秋，也是下着像现在这样朦朦胧胧的细雨，她的着装，也是像现在这样朴素。那柔顺的衣襟，那在秋风中飘舞的长裙，和裙带一侧为了装饰打起来的蝴蝶结，虽然平实无华、不加刻意雕琢，却真可爱，真美。当时她看上去还比较瘦小，也感觉没那么大方开朗，不是那么容易相处，但我还是渐渐地就开始觉得自己有点喜欢她。对她的自由与安逸感到倾慕，感觉她和别人比起来有些不一样，想要和她建立起某种很紧密的关系……但是一想到这里，就再也没敢往下想了，更别提真的去实践，真的去尝试和她开始搭建这种关系。那时候的我，是多么窘迫啊，和现在这个获得了她的赞许、充满信心的我相比，似乎完全判若两人。</w:t>
       </w:r>
     </w:p>
     <w:p>
@@ -309,16 +76,8 @@
         <w:rPr>
           <w:rFonts w:eastAsiaTheme="minorHAnsi" w:hint="eastAsia"/>
         </w:rPr>
-        <w:t>当然，能够生而为人，能够在身上获得这样的感觉，就已经没有什么事情能让我更满足了。这可能就是所谓的“心动”吧。我知道这种感觉会是这样，也知道这种感觉会在这个时候产生，但是那种特殊的心情，那种夹杂着辛酸的欢愉，却是每次都实实在在地触碰着我整个内心世界最脆弱的部分，令我全然无法防备……</w:t>
-      </w:r>
-    </w:p>
-    <w:p/>
-    <w:p>
-      <w:pPr>
-        <w:rPr>
-          <w:rFonts w:hint="eastAsia"/>
-        </w:rPr>
-      </w:pPr>
+        <w:t>是啊，我突然感觉，这段等待着她的时光，虽然过得很漫长、很煎熬，但好像真的有了结果。“上一秒，我还在怀疑她会根本看不上我，对她朝思暮想、辗转反侧，生怕自己‘美好的愿望’，在她眼里就是个荒诞不经的笑话而已。可是下一秒，她居然也对我以身相许，说她想要陪着我，待在我的怀抱中……能和这样的妹子相遇，我真的好幸运啊！再也没有什么人能像我这样幸运了。但是她又为什么不去享受自己应得的无忧无虑的生活，偏偏要来给我分担烦心事，受到我的束缚呢？我这种平平无奇，身上没有什么亮点的普通人，凭什么去博取她的欢心……哦，我明白了。她愿意与我亲近，应该也是她深思熟虑的结果吧？她一定是知道我身上也有她喜欢的地方，觉得我们在一起的生活，根本就不是一种束缚，而是会比她一个人会待着更好、更快乐。不然，她现在肯定不会容许我靠近她了。我们想必都已经不是那种喜欢冲动的人了吧！……”想着想着，我的脸上又洋溢出了幸福的笑容，开始憋回去的眼泪，差点又要憋不住。</w:t>
+      </w:r>
     </w:p>
     <w:p>
       <w:pPr>
@@ -331,7 +90,187 @@
         <w:rPr>
           <w:rFonts w:eastAsiaTheme="minorHAnsi" w:hint="eastAsia"/>
         </w:rPr>
-        <w:t>我陶醉地注视着眼前这个与我手牵着手往前走的女孩子。她时不时转过头来给我的清甜的微笑，让时光不知不觉间开始流转，仿佛又回到了我最初与她相遇的时候。那段时间，也是像现在这样的深秋，也是下着像现在这样朦朦胧胧的细雨，她的着装，也是像现在这样朴素。那柔顺的衣襟，那在秋风中飘舞的长裙，和裙带一侧为了装饰打起来的蝴蝶结，虽然平实无华、不加刻意雕琢，却真可爱，真美。当时她看上去还比较瘦小，也感觉没那么大方开朗，不是那么容易相处，但我还是渐渐地就开始觉得自己有点喜欢她。对她的自由与安逸感到倾慕，感觉她和别人比起来有些不一样，想要和她建立起某种很紧密的关系……但是一想到这里，就再也没敢往下想了，更别提真的去实践，真的去尝试和她开始搭建这种关系。那时候的我，是多么窘迫啊，和现在这个获得了她的赞许、充满信心的我相比，似乎完全判若两人。</w:t>
+        <w:t>深绿色的平原，默默注视着我们离开那片花丛，穿过草地，来到一条方形石板铺就的小路上。“还记得这条小路吗？”她停下脚步，笑着问我。“那当然得记得啊，怎么能不记得呢？这边，”我左手指向小路的一边，“就不用讲了，是我们家。而向这个方向，”我又指向另一边，“就是海滩了，正前面是沙滩，往两边走有石头滩，还有一个木板搭的小码头，不过里面从来没停船。当初这还是</w:t>
+      </w:r>
+      <w:r>
+        <w:rPr>
+          <w:rFonts w:eastAsiaTheme="minorHAnsi" w:hint="eastAsia"/>
+        </w:rPr>
+        <w:t>我</w:t>
+      </w:r>
+      <w:r>
+        <w:rPr>
+          <w:rFonts w:eastAsiaTheme="minorHAnsi" w:hint="eastAsia"/>
+        </w:rPr>
+        <w:t>们</w:t>
+      </w:r>
+      <w:r>
+        <w:rPr>
+          <w:rFonts w:eastAsiaTheme="minorHAnsi" w:hint="eastAsia"/>
+        </w:rPr>
+        <w:t>度过时间很多的地方</w:t>
+      </w:r>
+      <w:r>
+        <w:rPr>
+          <w:rFonts w:eastAsiaTheme="minorHAnsi" w:hint="eastAsia"/>
+        </w:rPr>
+        <w:t>呢</w:t>
+      </w:r>
+      <w:r>
+        <w:rPr>
+          <w:rFonts w:eastAsiaTheme="minorHAnsi" w:hint="eastAsia"/>
+        </w:rPr>
+        <w:t>。有</w:t>
+      </w:r>
+      <w:r>
+        <w:rPr>
+          <w:rFonts w:eastAsiaTheme="minorHAnsi" w:hint="eastAsia"/>
+        </w:rPr>
+        <w:t>一次</w:t>
+      </w:r>
+      <w:r>
+        <w:rPr>
+          <w:rFonts w:eastAsiaTheme="minorHAnsi" w:hint="eastAsia"/>
+        </w:rPr>
+        <w:t>，我们在上面一个追一个躲，</w:t>
+      </w:r>
+      <w:r>
+        <w:rPr>
+          <w:rFonts w:eastAsiaTheme="minorHAnsi" w:hint="eastAsia"/>
+        </w:rPr>
+        <w:t>结果我一脚踩空</w:t>
+      </w:r>
+      <w:r>
+        <w:rPr>
+          <w:rFonts w:eastAsiaTheme="minorHAnsi" w:hint="eastAsia"/>
+        </w:rPr>
+        <w:t>掉水里</w:t>
+      </w:r>
+      <w:r>
+        <w:rPr>
+          <w:rFonts w:eastAsiaTheme="minorHAnsi" w:hint="eastAsia"/>
+        </w:rPr>
+        <w:t>了</w:t>
+      </w:r>
+      <w:r>
+        <w:rPr>
+          <w:rFonts w:eastAsiaTheme="minorHAnsi" w:hint="eastAsia"/>
+        </w:rPr>
+        <w:t>，搞得全身浇湿</w:t>
+      </w:r>
+      <w:r>
+        <w:rPr>
+          <w:rFonts w:eastAsiaTheme="minorHAnsi" w:hint="eastAsia"/>
+        </w:rPr>
+        <w:t>，还是你趴在上面把我拉上来的。</w:t>
+      </w:r>
+      <w:r>
+        <w:rPr>
+          <w:rFonts w:eastAsiaTheme="minorHAnsi" w:hint="eastAsia"/>
+        </w:rPr>
+        <w:t>还有一次，</w:t>
+      </w:r>
+      <w:r>
+        <w:rPr>
+          <w:rFonts w:eastAsiaTheme="minorHAnsi" w:hint="eastAsia"/>
+        </w:rPr>
+        <w:t>我们坐在上面聊天</w:t>
+      </w:r>
+      <w:r>
+        <w:rPr>
+          <w:rFonts w:eastAsiaTheme="minorHAnsi" w:hint="eastAsia"/>
+        </w:rPr>
+        <w:t>，</w:t>
+      </w:r>
+      <w:r>
+        <w:rPr>
+          <w:rFonts w:eastAsiaTheme="minorHAnsi" w:hint="eastAsia"/>
+        </w:rPr>
+        <w:t>不知怎么回事你突然情绪爆发，就</w:t>
+      </w:r>
+      <w:r>
+        <w:rPr>
+          <w:rFonts w:eastAsiaTheme="minorHAnsi" w:hint="eastAsia"/>
+        </w:rPr>
+        <w:t>把头埋在我怀里哭，哭着哭着甚至睡着了，</w:t>
+      </w:r>
+      <w:r>
+        <w:rPr>
+          <w:rFonts w:eastAsiaTheme="minorHAnsi" w:hint="eastAsia"/>
+        </w:rPr>
+        <w:t>当时已经很晚了，你又睡得很沉，</w:t>
+      </w:r>
+      <w:r>
+        <w:rPr>
+          <w:rFonts w:eastAsiaTheme="minorHAnsi" w:hint="eastAsia"/>
+        </w:rPr>
+        <w:t>我不忍心把</w:t>
+      </w:r>
+      <w:r>
+        <w:rPr>
+          <w:rFonts w:eastAsiaTheme="minorHAnsi" w:hint="eastAsia"/>
+        </w:rPr>
+        <w:t>你</w:t>
+      </w:r>
+      <w:r>
+        <w:rPr>
+          <w:rFonts w:eastAsiaTheme="minorHAnsi" w:hint="eastAsia"/>
+        </w:rPr>
+        <w:t>喊醒，</w:t>
+      </w:r>
+      <w:r>
+        <w:rPr>
+          <w:rFonts w:eastAsiaTheme="minorHAnsi" w:hint="eastAsia"/>
+        </w:rPr>
+        <w:t>一拍脑袋，就</w:t>
+      </w:r>
+      <w:r>
+        <w:rPr>
+          <w:rFonts w:eastAsiaTheme="minorHAnsi" w:hint="eastAsia"/>
+        </w:rPr>
+        <w:t>使出全身的劲抱着</w:t>
+      </w:r>
+      <w:r>
+        <w:rPr>
+          <w:rFonts w:eastAsiaTheme="minorHAnsi" w:hint="eastAsia"/>
+        </w:rPr>
+        <w:t>你沿着这条</w:t>
+      </w:r>
+      <w:r>
+        <w:rPr>
+          <w:rFonts w:eastAsiaTheme="minorHAnsi" w:hint="eastAsia"/>
+        </w:rPr>
+        <w:t>路走回来，然后</w:t>
+      </w:r>
+      <w:r>
+        <w:rPr>
+          <w:rFonts w:eastAsiaTheme="minorHAnsi" w:hint="eastAsia"/>
+        </w:rPr>
+        <w:t>把你</w:t>
+      </w:r>
+      <w:r>
+        <w:rPr>
+          <w:rFonts w:eastAsiaTheme="minorHAnsi" w:hint="eastAsia"/>
+        </w:rPr>
+        <w:t>轻轻放回床上</w:t>
+      </w:r>
+      <w:r>
+        <w:rPr>
+          <w:rFonts w:eastAsiaTheme="minorHAnsi" w:hint="eastAsia"/>
+        </w:rPr>
+        <w:t>，结果这个时候你就醒了，还想拉着我</w:t>
+      </w:r>
+      <w:r>
+        <w:rPr>
+          <w:rFonts w:eastAsiaTheme="minorHAnsi" w:hint="eastAsia"/>
+        </w:rPr>
+        <w:t>……</w:t>
+      </w:r>
+      <w:r>
+        <w:rPr>
+          <w:rFonts w:eastAsiaTheme="minorHAnsi" w:hint="eastAsia"/>
+        </w:rPr>
+        <w:t>”</w:t>
       </w:r>
     </w:p>
     <w:p>
@@ -345,7 +284,7 @@
         <w:rPr>
           <w:rFonts w:eastAsiaTheme="minorHAnsi" w:hint="eastAsia"/>
         </w:rPr>
-        <w:t>是啊，我突然感觉，这段等待着她的时光，虽然过得很漫长、很煎熬，但好像真的有了结果。“上一秒，我还在怀疑她会根本看不上我，对她朝思暮想、辗转反侧，生怕自己‘美好的愿望’，在她眼里就是个荒诞不经的笑话而已。可是下一秒，她居然也对我以身相许，说她想要陪着我，待在我的怀抱中……能和这样的妹子相遇，我真的好幸运啊！再也没有什么人能像我这样幸运了。但是她又为什么不去享受自己应得的无忧无虑的生活，偏偏要来给我分担烦心事，受到我的束缚呢？我这种平平无奇，身上没有什么亮点的普通人，凭什么去博取她的欢心……哦，我明白了。她愿意与我亲近，应该也是她深思熟虑的结果吧？她一定是知道我身上也有她喜欢的地方，觉得我们在一起的生活，根本就不是一种束缚，而是会比她一个人会待着更好、更快乐。不然，她现在肯定不会容许我靠近她了。我们想必都已经不是那种喜欢冲动的人了吧！……”想着想着，我的脸上又洋溢出了幸福的笑容，开始憋回去的眼泪，差点又要憋不住。</w:t>
+        <w:t>“哼哼，又把我的黑历史搬出来讲了！”还没等我说完，她就气急败坏地把我打断了。“还要我讲多少遍？之前我确实有点不成熟，但那已经是多久以前了……将近两年以前了。那时候我们才刚刚确定亲密关系呢。现在我可不会这样了，就几步路，谁不会走啊，还要别人来抱过去，搞得我还欠你一个人情一样……”看着她急得面红耳赤的样子，我一边感觉好笑，一边又心生怜爱，赶忙拿双手握住她双肩，安慰她：“好好好……不讲了！那天我也有点太不自量力了，你虽然比较轻，但也没那么轻，把你放下来的时候，我两只手都累得又酸又麻，第二天一整天都抬不起来……”</w:t>
       </w:r>
     </w:p>
     <w:p>
@@ -359,406 +298,198 @@
         <w:rPr>
           <w:rFonts w:eastAsiaTheme="minorHAnsi" w:hint="eastAsia"/>
         </w:rPr>
-        <w:t>深绿色的平原，默默注视着我们离开那片花丛，穿过草地，来到一条方形石板铺就的小路上。“还记得这条小路吗？”</w:t>
+        <w:t>我说到这里，她气着气着又忍不住气笑了，把手放在我肩膀上，使劲往前抵了一下：“哼，亏你还感觉得到累啊？……不过还是要谢谢你这么贴心了，这个确实需要谢谢你。回家回家！别站在这聊了！”</w:t>
+      </w:r>
+    </w:p>
+    <w:p>
+      <w:pPr>
+        <w:ind w:firstLineChars="200" w:firstLine="420"/>
+        <w:rPr>
+          <w:rFonts w:eastAsiaTheme="minorHAnsi" w:hint="eastAsia"/>
+        </w:rPr>
+      </w:pPr>
+      <w:r>
+        <w:rPr>
+          <w:rFonts w:eastAsiaTheme="minorHAnsi" w:hint="eastAsia"/>
+        </w:rPr>
+        <w:t>“诶诶，这个你怎么还怪我呢？明明是你先开始问我记不记得这条路的！……”我丝毫没有放过这个机会，一下子对她一转攻势。于是我们又你一言我一语地边走边聊起来了。</w:t>
+      </w:r>
+    </w:p>
+    <w:p>
+      <w:pPr>
+        <w:ind w:firstLineChars="200" w:firstLine="420"/>
+        <w:rPr>
+          <w:rFonts w:eastAsiaTheme="minorHAnsi" w:hint="eastAsia"/>
+        </w:rPr>
+      </w:pPr>
+      <w:r>
+        <w:rPr>
+          <w:rFonts w:eastAsiaTheme="minorHAnsi" w:hint="eastAsia"/>
+        </w:rPr>
+        <w:t>今天的她虽然比之前成熟了很多很多，但还是这样天真烂漫，惹人喜爱啊。</w:t>
+      </w:r>
+    </w:p>
+    <w:p>
+      <w:pPr>
+        <w:ind w:firstLineChars="200" w:firstLine="420"/>
+        <w:rPr>
+          <w:rFonts w:eastAsiaTheme="minorHAnsi" w:hint="eastAsia"/>
+        </w:rPr>
+      </w:pPr>
+      <w:r>
+        <w:rPr>
+          <w:rFonts w:eastAsiaTheme="minorHAnsi" w:hint="eastAsia"/>
+        </w:rPr>
+        <w:t>脚下的小路和草丛随着我们的步伐不断向后移去</w:t>
+      </w:r>
+      <w:r>
+        <w:rPr>
+          <w:rFonts w:eastAsiaTheme="minorHAnsi" w:hint="eastAsia"/>
+        </w:rPr>
+        <w:t>。</w:t>
+      </w:r>
+      <w:r>
+        <w:rPr>
+          <w:rFonts w:eastAsiaTheme="minorHAnsi" w:hint="eastAsia"/>
+        </w:rPr>
+        <w:t>那座</w:t>
+      </w:r>
+      <w:r>
+        <w:rPr>
+          <w:rFonts w:eastAsiaTheme="minorHAnsi" w:hint="eastAsia"/>
+        </w:rPr>
+        <w:t>样式很朴素却又充满前卫气息的乡村小屋，也就是我们称作“家”的建筑，不断从看不清变成看得清了。伸出屋外的楼梯是最先映入眼帘的，以别具一格的姿态把上下两层连接起来；楼顶上的</w:t>
+      </w:r>
+      <w:r>
+        <w:rPr>
+          <w:rFonts w:eastAsiaTheme="minorHAnsi" w:hint="eastAsia"/>
+        </w:rPr>
+        <w:t>屋脊</w:t>
+      </w:r>
+      <w:r>
+        <w:rPr>
+          <w:rFonts w:eastAsiaTheme="minorHAnsi" w:hint="eastAsia"/>
+        </w:rPr>
+        <w:t>以精心计算出的角度</w:t>
+      </w:r>
+      <w:r>
+        <w:rPr>
+          <w:rFonts w:eastAsiaTheme="minorHAnsi" w:hint="eastAsia"/>
+        </w:rPr>
+        <w:t>耸起</w:t>
+      </w:r>
+      <w:r>
+        <w:rPr>
+          <w:rFonts w:eastAsiaTheme="minorHAnsi" w:hint="eastAsia"/>
+        </w:rPr>
+        <w:t>着，为的是恰好能防止被积雪压垮；外墙上贴的灰白色瓷砖略微凸出，在同样灰白色的天空之下泛着柔和的光泽；擦得干净整洁的</w:t>
+      </w:r>
+      <w:r>
+        <w:rPr>
+          <w:rFonts w:eastAsiaTheme="minorHAnsi" w:hint="eastAsia"/>
+        </w:rPr>
+        <w:t>玻璃窗</w:t>
+      </w:r>
+      <w:r>
+        <w:rPr>
+          <w:rFonts w:eastAsiaTheme="minorHAnsi" w:hint="eastAsia"/>
+        </w:rPr>
+        <w:t>，</w:t>
+      </w:r>
+      <w:r>
+        <w:rPr>
+          <w:rFonts w:eastAsiaTheme="minorHAnsi" w:hint="eastAsia"/>
+        </w:rPr>
+        <w:t>有的紧闭</w:t>
+      </w:r>
+      <w:r>
+        <w:rPr>
+          <w:rFonts w:eastAsiaTheme="minorHAnsi" w:hint="eastAsia"/>
+        </w:rPr>
+        <w:t>着，但也</w:t>
+      </w:r>
+      <w:r>
+        <w:rPr>
+          <w:rFonts w:eastAsiaTheme="minorHAnsi" w:hint="eastAsia"/>
+        </w:rPr>
+        <w:t>有的</w:t>
+      </w:r>
+      <w:r>
+        <w:rPr>
+          <w:rFonts w:eastAsiaTheme="minorHAnsi" w:hint="eastAsia"/>
+        </w:rPr>
+        <w:t>被推到全开，可能是为了通风透气；</w:t>
+      </w:r>
+      <w:r>
+        <w:rPr>
+          <w:rFonts w:eastAsiaTheme="minorHAnsi" w:hint="eastAsia"/>
+        </w:rPr>
+        <w:t>还有</w:t>
+      </w:r>
+      <w:r>
+        <w:rPr>
+          <w:rFonts w:eastAsiaTheme="minorHAnsi" w:hint="eastAsia"/>
+        </w:rPr>
+        <w:t>大门口的</w:t>
+      </w:r>
+      <w:r>
+        <w:rPr>
+          <w:rFonts w:eastAsiaTheme="minorHAnsi" w:hint="eastAsia"/>
+        </w:rPr>
+        <w:t>木质走廊</w:t>
+      </w:r>
+      <w:r>
+        <w:rPr>
+          <w:rFonts w:eastAsiaTheme="minorHAnsi" w:hint="eastAsia"/>
+        </w:rPr>
+        <w:t>和阶梯，虽然比之前又</w:t>
+      </w:r>
+      <w:r>
+        <w:rPr>
+          <w:rFonts w:eastAsiaTheme="minorHAnsi" w:hint="eastAsia"/>
+        </w:rPr>
+        <w:t>略显斑驳</w:t>
+      </w:r>
+      <w:r>
+        <w:rPr>
+          <w:rFonts w:eastAsiaTheme="minorHAnsi" w:hint="eastAsia"/>
+        </w:rPr>
+        <w:t>了一些，但上面摆放的那些茶几和椅子，却仍像是昨天才被使用过一样。</w:t>
+      </w:r>
+    </w:p>
+    <w:p>
+      <w:pPr>
+        <w:ind w:firstLineChars="200" w:firstLine="420"/>
+        <w:rPr>
+          <w:rFonts w:eastAsiaTheme="minorHAnsi" w:hint="eastAsia"/>
+        </w:rPr>
+      </w:pPr>
+      <w:r>
+        <w:rPr>
+          <w:rFonts w:eastAsiaTheme="minorHAnsi" w:hint="eastAsia"/>
+        </w:rPr>
+        <w:t>“不知道我不在的时候，她是不是真的一直都和往常一样，每当天气不错时就坐在这里看书、喝茶呢？”我想道。“希望她没有因为太想念我而过得难受、烦闷吧！离开这么久，我真的好对不起她。不过我要是问她，她肯定又会连忙大摇其头，笑着对我说没事、没事……哎！她这个人多好啊……”</w:t>
+      </w:r>
+    </w:p>
+    <w:p>
+      <w:pPr>
+        <w:ind w:firstLineChars="200" w:firstLine="420"/>
+        <w:rPr>
+          <w:rFonts w:eastAsiaTheme="minorHAnsi" w:hint="eastAsia"/>
+        </w:rPr>
+      </w:pPr>
+      <w:r>
+        <w:rPr>
+          <w:rFonts w:eastAsiaTheme="minorHAnsi" w:hint="eastAsia"/>
+        </w:rPr>
+        <w:t>“来！我们到家喽！”一声轻轻的催促，打断了我的沉思。原来是她已经领着我走到楼下，登上了门前的阶梯，并且</w:t>
       </w:r>
       <w:r>
         <w:rPr>
           <w:rFonts w:eastAsiaTheme="minorHAnsi" w:hint="eastAsia"/>
         </w:rPr>
         <w:lastRenderedPageBreak/>
-        <w:t>她停下脚步，笑着问我。“那当然得记得啊，怎么能不记得呢？这边，”我左手指向小路的一边，“就不用讲了，是我们家。而向这个方向，”我又指向另一边，“就是海滩了，正前面是沙滩，往两边走有石头滩，还有一个木板搭的小码头，不过里面从来没停船。当初这还是</w:t>
-      </w:r>
-      <w:r>
-        <w:rPr>
-          <w:rFonts w:eastAsiaTheme="minorHAnsi" w:hint="eastAsia"/>
-        </w:rPr>
-        <w:t>我</w:t>
-      </w:r>
-      <w:r>
-        <w:rPr>
-          <w:rFonts w:eastAsiaTheme="minorHAnsi" w:hint="eastAsia"/>
-        </w:rPr>
-        <w:t>们</w:t>
-      </w:r>
-      <w:r>
-        <w:rPr>
-          <w:rFonts w:eastAsiaTheme="minorHAnsi" w:hint="eastAsia"/>
-        </w:rPr>
-        <w:t>度过时间很多的地方</w:t>
-      </w:r>
-      <w:r>
-        <w:rPr>
-          <w:rFonts w:eastAsiaTheme="minorHAnsi" w:hint="eastAsia"/>
-        </w:rPr>
-        <w:t>呢</w:t>
-      </w:r>
-      <w:r>
-        <w:rPr>
-          <w:rFonts w:eastAsiaTheme="minorHAnsi" w:hint="eastAsia"/>
-        </w:rPr>
-        <w:t>。有</w:t>
-      </w:r>
-      <w:r>
-        <w:rPr>
-          <w:rFonts w:eastAsiaTheme="minorHAnsi" w:hint="eastAsia"/>
-        </w:rPr>
-        <w:t>一次</w:t>
-      </w:r>
-      <w:r>
-        <w:rPr>
-          <w:rFonts w:eastAsiaTheme="minorHAnsi" w:hint="eastAsia"/>
-        </w:rPr>
-        <w:t>，我们在上面一个追一个躲，</w:t>
-      </w:r>
-      <w:r>
-        <w:rPr>
-          <w:rFonts w:eastAsiaTheme="minorHAnsi" w:hint="eastAsia"/>
-        </w:rPr>
-        <w:t>结果我一脚踩空</w:t>
-      </w:r>
-      <w:r>
-        <w:rPr>
-          <w:rFonts w:eastAsiaTheme="minorHAnsi" w:hint="eastAsia"/>
-        </w:rPr>
-        <w:t>掉水里</w:t>
-      </w:r>
-      <w:r>
-        <w:rPr>
-          <w:rFonts w:eastAsiaTheme="minorHAnsi" w:hint="eastAsia"/>
-        </w:rPr>
-        <w:t>了</w:t>
-      </w:r>
-      <w:r>
-        <w:rPr>
-          <w:rFonts w:eastAsiaTheme="minorHAnsi" w:hint="eastAsia"/>
-        </w:rPr>
-        <w:t>，搞得全身浇湿</w:t>
-      </w:r>
-      <w:r>
-        <w:rPr>
-          <w:rFonts w:eastAsiaTheme="minorHAnsi" w:hint="eastAsia"/>
-        </w:rPr>
-        <w:t>，还是你趴在上面把我拉上来的。</w:t>
-      </w:r>
-      <w:r>
-        <w:rPr>
-          <w:rFonts w:eastAsiaTheme="minorHAnsi" w:hint="eastAsia"/>
-        </w:rPr>
-        <w:t>还有一次，</w:t>
-      </w:r>
-      <w:r>
-        <w:rPr>
-          <w:rFonts w:eastAsiaTheme="minorHAnsi" w:hint="eastAsia"/>
-        </w:rPr>
-        <w:t>我们坐在上面聊天</w:t>
-      </w:r>
-      <w:r>
-        <w:rPr>
-          <w:rFonts w:eastAsiaTheme="minorHAnsi" w:hint="eastAsia"/>
-        </w:rPr>
-        <w:t>，</w:t>
-      </w:r>
-      <w:r>
-        <w:rPr>
-          <w:rFonts w:eastAsiaTheme="minorHAnsi" w:hint="eastAsia"/>
-        </w:rPr>
-        <w:t>不知怎么回事你突然情绪爆发，就</w:t>
-      </w:r>
-      <w:r>
-        <w:rPr>
-          <w:rFonts w:eastAsiaTheme="minorHAnsi" w:hint="eastAsia"/>
-        </w:rPr>
-        <w:t>把头埋在我怀里哭，哭着哭着甚至睡着了，</w:t>
-      </w:r>
-      <w:r>
-        <w:rPr>
-          <w:rFonts w:eastAsiaTheme="minorHAnsi" w:hint="eastAsia"/>
-        </w:rPr>
-        <w:t>当时已经很晚了，你又睡得很沉，</w:t>
-      </w:r>
-      <w:r>
-        <w:rPr>
-          <w:rFonts w:eastAsiaTheme="minorHAnsi" w:hint="eastAsia"/>
-        </w:rPr>
-        <w:t>我不忍心把</w:t>
-      </w:r>
-      <w:r>
-        <w:rPr>
-          <w:rFonts w:eastAsiaTheme="minorHAnsi" w:hint="eastAsia"/>
-        </w:rPr>
-        <w:t>你</w:t>
-      </w:r>
-      <w:r>
-        <w:rPr>
-          <w:rFonts w:eastAsiaTheme="minorHAnsi" w:hint="eastAsia"/>
-        </w:rPr>
-        <w:t>喊醒，</w:t>
-      </w:r>
-      <w:r>
-        <w:rPr>
-          <w:rFonts w:eastAsiaTheme="minorHAnsi" w:hint="eastAsia"/>
-        </w:rPr>
-        <w:t>一拍脑袋，就</w:t>
-      </w:r>
-      <w:r>
-        <w:rPr>
-          <w:rFonts w:eastAsiaTheme="minorHAnsi" w:hint="eastAsia"/>
-        </w:rPr>
-        <w:t>使出全身的劲抱着</w:t>
-      </w:r>
-      <w:r>
-        <w:rPr>
-          <w:rFonts w:eastAsiaTheme="minorHAnsi" w:hint="eastAsia"/>
-        </w:rPr>
-        <w:t>你沿着这条</w:t>
-      </w:r>
-      <w:r>
-        <w:rPr>
-          <w:rFonts w:eastAsiaTheme="minorHAnsi" w:hint="eastAsia"/>
-        </w:rPr>
-        <w:t>路走回来，然后</w:t>
-      </w:r>
-      <w:r>
-        <w:rPr>
-          <w:rFonts w:eastAsiaTheme="minorHAnsi" w:hint="eastAsia"/>
-        </w:rPr>
-        <w:t>把你</w:t>
-      </w:r>
-      <w:r>
-        <w:rPr>
-          <w:rFonts w:eastAsiaTheme="minorHAnsi" w:hint="eastAsia"/>
-        </w:rPr>
-        <w:t>轻轻放回床上</w:t>
-      </w:r>
-      <w:r>
-        <w:rPr>
-          <w:rFonts w:eastAsiaTheme="minorHAnsi" w:hint="eastAsia"/>
-        </w:rPr>
-        <w:t>，结果这个时候你就醒了，还想拉着我</w:t>
-      </w:r>
-      <w:r>
-        <w:rPr>
-          <w:rFonts w:eastAsiaTheme="minorHAnsi" w:hint="eastAsia"/>
-        </w:rPr>
-        <w:t>……</w:t>
-      </w:r>
-      <w:r>
-        <w:rPr>
-          <w:rFonts w:eastAsiaTheme="minorHAnsi" w:hint="eastAsia"/>
-        </w:rPr>
-        <w:t>”</w:t>
-      </w:r>
-    </w:p>
-    <w:p>
-      <w:pPr>
-        <w:ind w:firstLineChars="200" w:firstLine="420"/>
-        <w:rPr>
-          <w:rFonts w:eastAsiaTheme="minorHAnsi" w:hint="eastAsia"/>
-        </w:rPr>
-      </w:pPr>
-      <w:r>
-        <w:rPr>
-          <w:rFonts w:eastAsiaTheme="minorHAnsi" w:hint="eastAsia"/>
-        </w:rPr>
-        <w:t>“哼哼，又把我的黑历史搬出来讲了！”还没等我说完，她就气急败坏地把我打断了。“还要我讲多少遍？之前我确实有点不成熟，但那已经是多久以前了……将近两年以前了。那时候我们才刚刚确定亲密关系呢。现在我可不会这样了，就几步路，谁不会走啊，还要别人来抱过去，搞得我还欠你一个人情一样……”看着她急得面红耳赤的样子，我一边感觉好笑，一边又心生怜爱，赶忙拿双手握住她双肩，安慰她：“好好好……不讲了！那天我也有点太不自量力了，你虽然比较轻，但也没那么轻，把你放下来的时候，我两只手都累得又酸又麻，第二天一整天都抬不起来……”</w:t>
-      </w:r>
-    </w:p>
-    <w:p>
-      <w:pPr>
-        <w:ind w:firstLineChars="200" w:firstLine="420"/>
-        <w:rPr>
-          <w:rFonts w:eastAsiaTheme="minorHAnsi" w:hint="eastAsia"/>
-        </w:rPr>
-      </w:pPr>
-      <w:r>
-        <w:rPr>
-          <w:rFonts w:eastAsiaTheme="minorHAnsi" w:hint="eastAsia"/>
-        </w:rPr>
-        <w:t>我说到这里，她气着气着又忍不住气笑了，把手放在我肩膀上，使劲往前抵了一下：“哼，亏你还感觉得到累啊？……不过还是要谢谢你这么贴心了，这个确实需要谢谢你。回家回家！别站在这聊了！”</w:t>
-      </w:r>
-    </w:p>
-    <w:p>
-      <w:pPr>
-        <w:ind w:firstLineChars="200" w:firstLine="420"/>
-        <w:rPr>
-          <w:rFonts w:eastAsiaTheme="minorHAnsi" w:hint="eastAsia"/>
-        </w:rPr>
-      </w:pPr>
-      <w:r>
-        <w:rPr>
-          <w:rFonts w:eastAsiaTheme="minorHAnsi" w:hint="eastAsia"/>
-        </w:rPr>
-        <w:t>“诶诶，这个你怎么还怪我呢？明明是你先开始问我记不记得这条路的！……”我丝毫没有放过这个机会，一下子对她一转攻势。于是我们又你一言我一语地边走边聊起来了。</w:t>
-      </w:r>
-    </w:p>
-    <w:p>
-      <w:pPr>
-        <w:ind w:firstLineChars="200" w:firstLine="420"/>
-        <w:rPr>
-          <w:rFonts w:eastAsiaTheme="minorHAnsi" w:hint="eastAsia"/>
-        </w:rPr>
-      </w:pPr>
-      <w:r>
-        <w:rPr>
-          <w:rFonts w:eastAsiaTheme="minorHAnsi" w:hint="eastAsia"/>
-        </w:rPr>
-        <w:t>今天的她虽然比之前成熟了很多很多，但还是这样天真烂漫，惹人喜爱啊。</w:t>
-      </w:r>
-    </w:p>
-    <w:p>
-      <w:pPr>
-        <w:ind w:firstLineChars="200" w:firstLine="420"/>
-        <w:rPr>
-          <w:rFonts w:eastAsiaTheme="minorHAnsi" w:hint="eastAsia"/>
-        </w:rPr>
-      </w:pPr>
-      <w:r>
-        <w:rPr>
-          <w:rFonts w:eastAsiaTheme="minorHAnsi" w:hint="eastAsia"/>
-        </w:rPr>
-        <w:t>脚下的小路和草丛随着我们的步伐不断向后移去</w:t>
-      </w:r>
-      <w:r>
-        <w:rPr>
-          <w:rFonts w:eastAsiaTheme="minorHAnsi" w:hint="eastAsia"/>
-        </w:rPr>
-        <w:t>。</w:t>
-      </w:r>
-      <w:r>
-        <w:rPr>
-          <w:rFonts w:eastAsiaTheme="minorHAnsi" w:hint="eastAsia"/>
-        </w:rPr>
-        <w:t>那座</w:t>
-      </w:r>
-      <w:r>
-        <w:rPr>
-          <w:rFonts w:eastAsiaTheme="minorHAnsi" w:hint="eastAsia"/>
-        </w:rPr>
-        <w:t>样式很朴素却又充满前卫气息的乡村小屋，也就是我们称作“家”的建筑，不断从看不清变成看得清了。伸出屋外的楼梯是最先映入眼帘的，以别具一格的姿态把上下两层连接起来；楼顶上的</w:t>
-      </w:r>
-      <w:r>
-        <w:rPr>
-          <w:rFonts w:eastAsiaTheme="minorHAnsi" w:hint="eastAsia"/>
-        </w:rPr>
-        <w:t>屋脊</w:t>
-      </w:r>
-      <w:r>
-        <w:rPr>
-          <w:rFonts w:eastAsiaTheme="minorHAnsi" w:hint="eastAsia"/>
-        </w:rPr>
-        <w:t>以精心计算出的角度</w:t>
-      </w:r>
-      <w:r>
-        <w:rPr>
-          <w:rFonts w:eastAsiaTheme="minorHAnsi" w:hint="eastAsia"/>
-        </w:rPr>
-        <w:t>耸起</w:t>
-      </w:r>
-      <w:r>
-        <w:rPr>
-          <w:rFonts w:eastAsiaTheme="minorHAnsi" w:hint="eastAsia"/>
-        </w:rPr>
-        <w:t>着，为的是恰好能防止被积雪压垮；外墙上贴的灰白色瓷砖略微凸出，在同样灰白色的天空之下泛着柔和的光泽；擦得干净整洁的</w:t>
-      </w:r>
-      <w:r>
-        <w:rPr>
-          <w:rFonts w:eastAsiaTheme="minorHAnsi" w:hint="eastAsia"/>
-        </w:rPr>
-        <w:t>玻璃窗</w:t>
-      </w:r>
-      <w:r>
-        <w:rPr>
-          <w:rFonts w:eastAsiaTheme="minorHAnsi" w:hint="eastAsia"/>
-        </w:rPr>
-        <w:t>，</w:t>
-      </w:r>
-      <w:r>
-        <w:rPr>
-          <w:rFonts w:eastAsiaTheme="minorHAnsi" w:hint="eastAsia"/>
-        </w:rPr>
-        <w:t>有的紧闭</w:t>
-      </w:r>
-      <w:r>
-        <w:rPr>
-          <w:rFonts w:eastAsiaTheme="minorHAnsi" w:hint="eastAsia"/>
-        </w:rPr>
-        <w:t>着，但也</w:t>
-      </w:r>
-      <w:r>
-        <w:rPr>
-          <w:rFonts w:eastAsiaTheme="minorHAnsi" w:hint="eastAsia"/>
-        </w:rPr>
-        <w:t>有的</w:t>
-      </w:r>
-      <w:r>
-        <w:rPr>
-          <w:rFonts w:eastAsiaTheme="minorHAnsi" w:hint="eastAsia"/>
-        </w:rPr>
-        <w:t>被推到全开，可能是为了通风透气；</w:t>
-      </w:r>
-      <w:r>
-        <w:rPr>
-          <w:rFonts w:eastAsiaTheme="minorHAnsi" w:hint="eastAsia"/>
-        </w:rPr>
-        <w:t>还有</w:t>
-      </w:r>
-      <w:r>
-        <w:rPr>
-          <w:rFonts w:eastAsiaTheme="minorHAnsi" w:hint="eastAsia"/>
-        </w:rPr>
-        <w:t>大门口的</w:t>
-      </w:r>
-      <w:r>
-        <w:rPr>
-          <w:rFonts w:eastAsiaTheme="minorHAnsi" w:hint="eastAsia"/>
-        </w:rPr>
-        <w:t>木质走廊</w:t>
-      </w:r>
-      <w:r>
-        <w:rPr>
-          <w:rFonts w:eastAsiaTheme="minorHAnsi" w:hint="eastAsia"/>
-        </w:rPr>
-        <w:t>和阶梯，虽然比之前又</w:t>
-      </w:r>
-      <w:r>
-        <w:rPr>
-          <w:rFonts w:eastAsiaTheme="minorHAnsi" w:hint="eastAsia"/>
-        </w:rPr>
-        <w:t>略显斑驳</w:t>
-      </w:r>
-      <w:r>
-        <w:rPr>
-          <w:rFonts w:eastAsiaTheme="minorHAnsi" w:hint="eastAsia"/>
-        </w:rPr>
-        <w:t>了一些，但上面摆放的那些茶几和椅子，却仍像是昨天才被使用过一样。</w:t>
-      </w:r>
-    </w:p>
-    <w:p>
-      <w:pPr>
-        <w:ind w:firstLineChars="200" w:firstLine="420"/>
-        <w:rPr>
-          <w:rFonts w:eastAsiaTheme="minorHAnsi" w:hint="eastAsia"/>
-        </w:rPr>
-      </w:pPr>
-      <w:r>
-        <w:rPr>
-          <w:rFonts w:eastAsiaTheme="minorHAnsi" w:hint="eastAsia"/>
-        </w:rPr>
-        <w:t>“不知道我不在的时候，她是不是真的一直都和往常一样，每当天气不错时就坐在这里看书、喝茶呢？”我想道。“希望她没有因为太想念我而过得难受、烦闷吧！离开这么久，我真的好对不起她。不过我要是问她，她肯定又会连忙大摇其头，笑着对我说没事、没事……哎！她这个人多好啊……”</w:t>
-      </w:r>
-    </w:p>
-    <w:p>
-      <w:pPr>
-        <w:ind w:firstLineChars="200" w:firstLine="420"/>
-        <w:rPr>
-          <w:rFonts w:eastAsiaTheme="minorHAnsi" w:hint="eastAsia"/>
-        </w:rPr>
-      </w:pPr>
-      <w:r>
-        <w:rPr>
-          <w:rFonts w:eastAsiaTheme="minorHAnsi" w:hint="eastAsia"/>
-        </w:rPr>
-        <w:t>“来！我们到家喽！”一声轻轻的催促，打断了我的沉思。原来是她已经领着我走到楼下，登上了门前的阶梯，并且拿出钥匙把门打开了。“噢噢，马上就来！”我也三步并作两步跳上阶梯，向门里面的她奔去。</w:t>
+        <w:t>拿出钥匙把门打开了。“噢噢，马上就来！”我也三步并作两步跳上阶梯，向门里面的她奔去。</w:t>
       </w:r>
     </w:p>
     <w:p>
@@ -906,14 +637,7 @@
         <w:rPr>
           <w:rFonts w:ascii="楷体" w:eastAsia="楷体" w:hAnsi="楷体" w:cs="Times New Roman" w:hint="eastAsia"/>
         </w:rPr>
-        <w:t>我们还抓到了一群美军俘虏，他们一个个浑身发抖，怕得要死，肯定是以为我们要虐待他们了。没想到我们不仅不虐待，反而给他们几个热气腾腾的包子馒头，还和他们讲起美式笑话来。在弄清楚情况以后，他们全都惊呆了，有几个</w:t>
-      </w:r>
-      <w:r>
-        <w:rPr>
-          <w:rFonts w:ascii="楷体" w:eastAsia="楷体" w:hAnsi="楷体" w:cs="Times New Roman" w:hint="eastAsia"/>
-        </w:rPr>
-        <w:lastRenderedPageBreak/>
-        <w:t>甚至痛哭流涕起来。</w:t>
+        <w:t>我们还抓到了一群美军俘虏，他们一个个浑身发抖，怕得要死，肯定是以为我们要虐待他们了。没想到我们不仅不虐待，反而给他们几个热气腾腾的包子馒头，还和他们讲起美式笑话来。在弄清楚情况以后，他们全都惊呆了，有几个甚至痛哭流涕起来。</w:t>
       </w:r>
     </w:p>
     <w:p>
